--- a/zht/docx/033.content.docx
+++ b/zht/docx/033.content.docx
@@ -150,26 +150,6 @@
           <w:lang w:val="zh_TW" w:bidi="zh_TW"/>
         </w:rPr>
         <w:t>hui</w:t>
-      </w:r>
-      <w:r>
-        <w:rPr>
-          <w:lang w:val="zh_TW" w:bidi="zh_TW"/>
-        </w:rPr>
-      </w:r>
-    </w:p>
-    <w:p>
-      <w:pPr/>
-      <w:r>
-        <w:rPr>
-          <w:lang w:val="zh_TW" w:bidi="zh_TW"/>
-        </w:rPr>
-      </w:r>
-      <w:r>
-        <w:rPr>
-          <w:i/>
-          <w:lang w:val="zh_TW" w:bidi="zh_TW"/>
-        </w:rPr>
-        <w:t>毀滅淨盡, 會幕, 賄賂和禮物</w:t>
       </w:r>
       <w:r>
         <w:rPr>

--- a/zht/docx/033.content.docx
+++ b/zht/docx/033.content.docx
@@ -19,7 +19,7 @@
         <w:rPr>
           <w:lang w:val="zh_TW" w:bidi="zh_TW"/>
         </w:rPr>
-        <w:t>Resource: Study Notes - Themes (Tyndale)</w:t>
+        <w:t>Resource: Tyndale Open Study Notes</w:t>
       </w:r>
       <w:r>
         <w:rPr>
@@ -112,7 +112,7 @@
         <w:rPr>
           <w:lang w:val="zh_TW" w:bidi="zh_TW"/>
         </w:rPr>
-        <w:t>Study Notes - Themes (Tyndale)</w:t>
+        <w:t>Tyndale Open Study Notes</w:t>
       </w:r>
     </w:p>
     <w:p>

--- a/zht/docx/033.content.docx
+++ b/zht/docx/033.content.docx
@@ -149,7 +149,7 @@
         <w:rPr>
           <w:lang w:val="zh_TW" w:bidi="zh_TW"/>
         </w:rPr>
-        <w:t>hui</w:t>
+        <w:t>hun</w:t>
       </w:r>
       <w:r>
         <w:rPr>
@@ -212,7 +212,7 @@
         <w:rPr>
           <w:lang w:val="zh_TW" w:bidi="zh_TW"/>
         </w:rPr>
-        <w:t>毀滅淨盡</w:t>
+        <w:t>婚姻和性</w:t>
       </w:r>
       <w:r>
         <w:rPr>
@@ -229,70 +229,9 @@
       </w:r>
       <w:r>
         <w:rPr>
-          <w:i/>
           <w:lang w:val="zh_TW" w:bidi="zh_TW"/>
         </w:rPr>
-        <w:t>見</w:t>
-      </w:r>
-      <w:r>
-        <w:rPr>
-          <w:lang w:val="zh_TW" w:bidi="zh_TW"/>
-        </w:rPr>
-        <w:t>完全的獻上</w:t>
-      </w:r>
-      <w:r>
-        <w:rPr>
-          <w:lang w:val="zh_TW" w:bidi="zh_TW"/>
-        </w:rPr>
-        <w:t>。</w:t>
-      </w:r>
-      <w:r>
-        <w:rPr>
-          <w:lang w:val="zh_TW" w:bidi="zh_TW"/>
-        </w:rPr>
-      </w:r>
-      <w:r>
-        <w:rPr>
-          <w:lang w:val="zh_TW" w:bidi="zh_TW"/>
-        </w:rPr>
-      </w:r>
-    </w:p>
-    <w:p>
-      <w:pPr/>
-      <w:r>
-        <w:rPr>
-          <w:lang w:val="zh_TW" w:bidi="zh_TW"/>
-        </w:rPr>
-      </w:r>
-    </w:p>
-    <w:p>
-      <w:pPr>
-        <w:pStyle w:val="Heading2"/>
-      </w:pPr>
-      <w:r>
-        <w:rPr>
-          <w:lang w:val="zh_TW" w:bidi="zh_TW"/>
-        </w:rPr>
-        <w:t>會幕</w:t>
-      </w:r>
-      <w:r>
-        <w:rPr>
-          <w:lang w:val="zh_TW" w:bidi="zh_TW"/>
-        </w:rPr>
-      </w:r>
-    </w:p>
-    <w:p>
-      <w:pPr/>
-      <w:r>
-        <w:rPr>
-          <w:lang w:val="zh_TW" w:bidi="zh_TW"/>
-        </w:rPr>
-      </w:r>
-      <w:r>
-        <w:rPr>
-          <w:lang w:val="zh_TW" w:bidi="zh_TW"/>
-        </w:rPr>
-        <w:t>會幕是一個可移動的聖所，神在那裡與以色列人同住。從創造之初，神的計劃就是要與人分享衪的生命，並讓人們與衪建立親密的關係。然而，罪進入世界時產生了一個嚴重的問題（</w:t>
+        <w:t>聖經從一開始就視婚姻為神聖的，性關係是其中重要的一部分（</w:t>
       </w:r>
       <w:hyperlink r:id="rId13">
         <w:r>
@@ -303,28 +242,14 @@
             <w:color w:val="0000EE"/>
             <w:u w:val="single"/>
           </w:rPr>
-          <w:t>創3</w:t>
+          <w:t>創2:23–25</w:t>
         </w:r>
       </w:hyperlink>
       <w:r>
         <w:rPr>
           <w:lang w:val="zh_TW" w:bidi="zh_TW"/>
         </w:rPr>
-        <w:t>）。如果有罪的人來到神的面前，神的聖潔會毀滅他們。</w:t>
-      </w:r>
-    </w:p>
-    <w:p>
-      <w:pPr/>
-      <w:r>
-        <w:rPr>
-          <w:lang w:val="zh_TW" w:bidi="zh_TW"/>
-        </w:rPr>
-      </w:r>
-      <w:r>
-        <w:rPr>
-          <w:lang w:val="zh_TW" w:bidi="zh_TW"/>
-        </w:rPr>
-        <w:t>會幕為這個問題提供了一個暫時的解決方案。這是一個像帳篷一樣的特殊結構，使以色列人能夠享受神的同在而不被其毀滅（</w:t>
+        <w:t>）。第一個人類的罪造成所有關係的破裂，首先是人與神之間，接著是夫妻之間，甚至人與受造界之間（</w:t>
       </w:r>
       <w:hyperlink r:id="rId14">
         <w:r>
@@ -335,14 +260,14 @@
             <w:color w:val="0000EE"/>
             <w:u w:val="single"/>
           </w:rPr>
-          <w:t>出25:8</w:t>
+          <w:t>創3章</w:t>
         </w:r>
       </w:hyperlink>
       <w:r>
         <w:rPr>
           <w:lang w:val="zh_TW" w:bidi="zh_TW"/>
         </w:rPr>
-        <w:t>）。它作為一個流動的敬拜場所，讓以色列人可以向神獻祭並敬拜祂。</w:t>
+        <w:t>）。亞當與夏娃之間的分裂，也在他們的性關係中顯露出來，他們再也無法在園中赤身露體而不感到羞恥。</w:t>
       </w:r>
     </w:p>
     <w:p>
@@ -356,129 +281,7 @@
         <w:rPr>
           <w:lang w:val="zh_TW" w:bidi="zh_TW"/>
         </w:rPr>
-        <w:t>會幕向我們顯示了進入神的同在所需的條件：</w:t>
-      </w:r>
-    </w:p>
-    <w:p>
-      <w:pPr>
-        <w:pStyle w:val="ListBullet"/>
-        <w:spacing w:line="240" w:lineRule="auto"/>
-        <w:ind w:left="720"/>
-      </w:pPr>
-      <w:r>
-        <w:rPr>
-          <w:lang w:val="zh_TW" w:bidi="zh_TW"/>
-        </w:rPr>
-      </w:r>
-      <w:r>
-        <w:rPr>
-          <w:lang w:val="zh_TW" w:bidi="zh_TW"/>
-        </w:rPr>
-        <w:t>祭壇表明罪必須藉著祭牲的死亡來去除。這是一個大型的銅器結構，用於獻上祭牲以贖人們的罪。</w:t>
-      </w:r>
-    </w:p>
-    <w:p>
-      <w:pPr>
-        <w:pStyle w:val="ListBullet"/>
-        <w:spacing w:line="240" w:lineRule="auto"/>
-        <w:ind w:left="720"/>
-      </w:pPr>
-      <w:r>
-        <w:rPr>
-          <w:lang w:val="zh_TW" w:bidi="zh_TW"/>
-        </w:rPr>
-      </w:r>
-      <w:r>
-        <w:rPr>
-          <w:lang w:val="zh_TW" w:bidi="zh_TW"/>
-        </w:rPr>
-        <w:t>洗濯盆表明與神建立關係需要去除不潔——任何違背神完美道德標準的事物。這是一個裝滿水的大銅盆，祭司在會幕中服事前會在此洗手和洗腳。</w:t>
-      </w:r>
-    </w:p>
-    <w:p>
-      <w:pPr>
-        <w:pStyle w:val="ListBullet"/>
-        <w:spacing w:line="240" w:lineRule="auto"/>
-        <w:ind w:left="720"/>
-      </w:pPr>
-      <w:r>
-        <w:rPr>
-          <w:lang w:val="zh_TW" w:bidi="zh_TW"/>
-        </w:rPr>
-      </w:r>
-      <w:r>
-        <w:rPr>
-          <w:lang w:val="zh_TW" w:bidi="zh_TW"/>
-        </w:rPr>
-        <w:t>在聖所中，燈臺和桌子表示我們必須行在神的光中，並倚靠祂供應我們所需。金燈臺有七個分支，提供至聖所中唯一的光源，而桌子上放著十二個餅，代表神對以色列十二支派的供應。</w:t>
-      </w:r>
-    </w:p>
-    <w:p>
-      <w:pPr>
-        <w:pStyle w:val="ListBullet"/>
-        <w:spacing w:line="240" w:lineRule="auto"/>
-        <w:ind w:left="720"/>
-      </w:pPr>
-      <w:r>
-        <w:rPr>
-          <w:lang w:val="zh_TW" w:bidi="zh_TW"/>
-        </w:rPr>
-      </w:r>
-      <w:r>
-        <w:rPr>
-          <w:lang w:val="zh_TW" w:bidi="zh_TW"/>
-        </w:rPr>
-        <w:t>香壇象徵禱告。持續上升的馨香提醒那些蒙赦免和潔淨的人，那些遵循神的指引並倚靠衪的人，他們可以完全親近衪。這個小金壇位於至聖所的幔子前，祭司每天在上面焚燒香馨香。</w:t>
-      </w:r>
-    </w:p>
-    <w:p>
-      <w:pPr>
-        <w:pStyle w:val="ListBullet"/>
-        <w:spacing w:line="240" w:lineRule="auto"/>
-        <w:ind w:left="720"/>
-      </w:pPr>
-      <w:r>
-        <w:rPr>
-          <w:lang w:val="zh_TW" w:bidi="zh_TW"/>
-        </w:rPr>
-      </w:r>
-      <w:r>
-        <w:rPr>
-          <w:lang w:val="zh_TW" w:bidi="zh_TW"/>
-        </w:rPr>
-        <w:t>聖所和至聖所之間的幔子提醒我們，絕不能輕率地接近那位邀請我們與祂相交的全能、聖潔的神。這厚重而色彩斑斕的幔子分隔了這兩個房間，保護人們不直接面對神的臨在。</w:t>
-      </w:r>
-    </w:p>
-    <w:p>
-      <w:pPr>
-        <w:pStyle w:val="ListBullet"/>
-        <w:spacing w:line="240" w:lineRule="auto"/>
-        <w:ind w:left="720"/>
-      </w:pPr>
-      <w:r>
-        <w:rPr>
-          <w:lang w:val="zh_TW" w:bidi="zh_TW"/>
-        </w:rPr>
-      </w:r>
-      <w:r>
-        <w:rPr>
-          <w:lang w:val="zh_TW" w:bidi="zh_TW"/>
-        </w:rPr>
-        <w:t>在幔子後面是約櫃，神的榮耀在其上顯現。這象徵著神作為以色列王的統治。約櫃的中心位置反映了神對祂子民的主要旨意——與永生神的盟約關係。約櫃是一個包金的木櫃，裡面裝有十誡的石版、亞倫的杖和一罐嗎哪。</w:t>
-      </w:r>
-    </w:p>
-    <w:p>
-      <w:pPr/>
-      <w:r>
-        <w:rPr>
-          <w:lang w:val="zh_TW" w:bidi="zh_TW"/>
-        </w:rPr>
-      </w:r>
-      <w:r>
-        <w:rPr>
-          <w:lang w:val="zh_TW" w:bidi="zh_TW"/>
-        </w:rPr>
-        <w:t>我們與神的新約關係之所以可能，是因為耶穌為罪作了完美的獻祭，以及衪成為我們在神面前的大祭司（特別見</w:t>
+        <w:t>在箴言中，智慧的傳道者屢次告誡年輕人，要遠離婚姻之外的性試探（</w:t>
       </w:r>
       <w:hyperlink r:id="rId15">
         <w:r>
@@ -489,15 +292,9 @@
             <w:color w:val="0000EE"/>
             <w:u w:val="single"/>
           </w:rPr>
-          <w:t>來9–10</w:t>
+          <w:t>箴2:16–22，</w:t>
         </w:r>
       </w:hyperlink>
-      <w:r>
-        <w:rPr>
-          <w:lang w:val="zh_TW" w:bidi="zh_TW"/>
-        </w:rPr>
-        <w:t>）。衪已經滿足了古代會幕所顯示的要求。我們現在可以坦然無懼地來到神的施恩寶座前（參見</w:t>
-      </w:r>
       <w:hyperlink r:id="rId16">
         <w:r>
           <w:rPr>
@@ -507,15 +304,9 @@
             <w:color w:val="0000EE"/>
             <w:u w:val="single"/>
           </w:rPr>
-          <w:t>弗3:12</w:t>
+          <w:t>5:1–23，</w:t>
         </w:r>
       </w:hyperlink>
-      <w:r>
-        <w:rPr>
-          <w:lang w:val="zh_TW" w:bidi="zh_TW"/>
-        </w:rPr>
-        <w:t>；</w:t>
-      </w:r>
       <w:hyperlink r:id="rId17">
         <w:r>
           <w:rPr>
@@ -525,37 +316,14 @@
             <w:color w:val="0000EE"/>
             <w:u w:val="single"/>
           </w:rPr>
-          <w:t>來4:14–16</w:t>
+          <w:t>6:20–7:27</w:t>
         </w:r>
       </w:hyperlink>
       <w:r>
         <w:rPr>
           <w:lang w:val="zh_TW" w:bidi="zh_TW"/>
         </w:rPr>
-        <w:t>）。</w:t>
-      </w:r>
-    </w:p>
-    <w:p>
-      <w:pPr/>
-      <w:r>
-        <w:rPr>
-          <w:lang w:val="zh_TW" w:bidi="zh_TW"/>
-        </w:rPr>
-      </w:r>
-      <w:r>
-        <w:rPr>
-          <w:u w:val="single"/>
-          <w:lang w:val="zh_TW" w:bidi="zh_TW"/>
-        </w:rPr>
-        <w:t>進深研究的經文段落</w:t>
-      </w:r>
-    </w:p>
-    <w:p>
-      <w:pPr/>
-      <w:r>
-        <w:rPr>
-          <w:lang w:val="zh_TW" w:bidi="zh_TW"/>
-        </w:rPr>
+        <w:t>）。雖然年輕人可能會覺得別的女人有吸引力，但若順從這種試探，可能會帶來極其嚴重的後果，甚至毀掉家庭和人生目標。箴言勸勉年輕人要與自己的妻子建立堅固的關係，並鼓勵人在婚姻中享受健康的愛情，而不是與其他女人苟合（</w:t>
       </w:r>
       <w:hyperlink r:id="rId18">
         <w:r>
@@ -566,14 +334,42 @@
             <w:color w:val="0000EE"/>
             <w:u w:val="single"/>
           </w:rPr>
-          <w:t>出25:1–9</w:t>
+          <w:t>5:15–20</w:t>
         </w:r>
       </w:hyperlink>
       <w:r>
         <w:rPr>
           <w:lang w:val="zh_TW" w:bidi="zh_TW"/>
         </w:rPr>
-        <w:t>，</w:t>
+        <w:t>）。</w:t>
+      </w:r>
+    </w:p>
+    <w:p>
+      <w:pPr/>
+      <w:r>
+        <w:rPr>
+          <w:lang w:val="zh_TW" w:bidi="zh_TW"/>
+        </w:rPr>
+      </w:r>
+      <w:r>
+        <w:rPr>
+          <w:lang w:val="zh_TW" w:bidi="zh_TW"/>
+        </w:rPr>
+        <w:t>雖然箴言這段教導最初是針對年輕男子，但每個人都可以從中反思婚姻與性的議題。箴言鼓勵眾人看重婚姻之愛的神聖與美麗，正如神——智慧的創造主所設計的那樣。</w:t>
+      </w:r>
+    </w:p>
+    <w:p>
+      <w:pPr/>
+      <w:r>
+        <w:rPr>
+          <w:lang w:val="zh_TW" w:bidi="zh_TW"/>
+        </w:rPr>
+      </w:r>
+      <w:r>
+        <w:rPr>
+          <w:lang w:val="zh_TW" w:bidi="zh_TW"/>
+        </w:rPr>
+        <w:t>新約聖經同樣強調性關係的聖潔，並指出其應當在婚姻內得到正確表達。耶穌引用創世記的記載，強調婚姻的永久性。祂在引用</w:t>
       </w:r>
       <w:hyperlink r:id="rId19">
         <w:r>
@@ -584,14 +380,14 @@
             <w:color w:val="0000EE"/>
             <w:u w:val="single"/>
           </w:rPr>
-          <w:t>26:1–37</w:t>
+          <w:t>創世記二章24節</w:t>
         </w:r>
       </w:hyperlink>
       <w:r>
         <w:rPr>
           <w:lang w:val="zh_TW" w:bidi="zh_TW"/>
         </w:rPr>
-        <w:t>，</w:t>
+        <w:t>後說：「既然如此，夫妻不再是兩個人，乃是一體的了。所以，神配合的，人不可分開。」（</w:t>
       </w:r>
       <w:hyperlink r:id="rId20">
         <w:r>
@@ -602,14 +398,14 @@
             <w:color w:val="0000EE"/>
             <w:u w:val="single"/>
           </w:rPr>
-          <w:t>35:4–36:38</w:t>
+          <w:t>太19:3–6</w:t>
         </w:r>
       </w:hyperlink>
       <w:r>
         <w:rPr>
           <w:lang w:val="zh_TW" w:bidi="zh_TW"/>
         </w:rPr>
-        <w:t>，</w:t>
+        <w:t>）。使徒保羅也談到，在婚姻中保持親密關係的重要性，避免撒但藉機試探（</w:t>
       </w:r>
       <w:hyperlink r:id="rId21">
         <w:r>
@@ -620,14 +416,14 @@
             <w:color w:val="0000EE"/>
             <w:u w:val="single"/>
           </w:rPr>
-          <w:t>38:21–31</w:t>
+          <w:t>林前7:3–5</w:t>
         </w:r>
       </w:hyperlink>
       <w:r>
         <w:rPr>
           <w:lang w:val="zh_TW" w:bidi="zh_TW"/>
         </w:rPr>
-        <w:t>，</w:t>
+        <w:t>）。神期望婚姻中的男女彼此忠誠，遠離任何會破壞這段神聖關係的性行為（見</w:t>
       </w:r>
       <w:hyperlink r:id="rId22">
         <w:r>
@@ -638,14 +434,37 @@
             <w:color w:val="0000EE"/>
             <w:u w:val="single"/>
           </w:rPr>
-          <w:t>39:32–40:35</w:t>
+          <w:t>來13:4</w:t>
         </w:r>
       </w:hyperlink>
       <w:r>
         <w:rPr>
           <w:lang w:val="zh_TW" w:bidi="zh_TW"/>
         </w:rPr>
-        <w:t>；</w:t>
+        <w:t>）。</w:t>
+      </w:r>
+    </w:p>
+    <w:p>
+      <w:pPr/>
+      <w:r>
+        <w:rPr>
+          <w:lang w:val="zh_TW" w:bidi="zh_TW"/>
+        </w:rPr>
+      </w:r>
+      <w:r>
+        <w:rPr>
+          <w:u w:val="single"/>
+          <w:lang w:val="zh_TW" w:bidi="zh_TW"/>
+        </w:rPr>
+        <w:t>進深研究的經文段落</w:t>
+      </w:r>
+    </w:p>
+    <w:p>
+      <w:pPr/>
+      <w:r>
+        <w:rPr>
+          <w:lang w:val="zh_TW" w:bidi="zh_TW"/>
+        </w:rPr>
       </w:r>
       <w:hyperlink r:id="rId23">
         <w:r>
@@ -656,14 +475,44 @@
             <w:color w:val="0000EE"/>
             <w:u w:val="single"/>
           </w:rPr>
-          <w:t>代下3:1–7:22</w:t>
+          <w:t>創2:18–25；</w:t>
+        </w:r>
+      </w:hyperlink>
+      <w:hyperlink r:id="rId15">
+        <w:r>
+          <w:rPr>
+            <w:lang w:val="zh_TW" w:bidi="zh_TW"/>
+          </w:rPr>
+          <w:rPr>
+            <w:color w:val="0000EE"/>
+            <w:u w:val="single"/>
+          </w:rPr>
+          <w:t>箴2:16–22</w:t>
         </w:r>
       </w:hyperlink>
       <w:r>
         <w:rPr>
           <w:lang w:val="zh_TW" w:bidi="zh_TW"/>
         </w:rPr>
-        <w:t>；</w:t>
+        <w:t>，</w:t>
+      </w:r>
+      <w:hyperlink r:id="rId18">
+        <w:r>
+          <w:rPr>
+            <w:lang w:val="zh_TW" w:bidi="zh_TW"/>
+          </w:rPr>
+          <w:rPr>
+            <w:color w:val="0000EE"/>
+            <w:u w:val="single"/>
+          </w:rPr>
+          <w:t>5:15–20</w:t>
+        </w:r>
+      </w:hyperlink>
+      <w:r>
+        <w:rPr>
+          <w:lang w:val="zh_TW" w:bidi="zh_TW"/>
+        </w:rPr>
+        <w:t>，</w:t>
       </w:r>
       <w:hyperlink r:id="rId24">
         <w:r>
@@ -674,56 +523,14 @@
             <w:color w:val="0000EE"/>
             <w:u w:val="single"/>
           </w:rPr>
-          <w:t>來9:1–28</w:t>
+          <w:t>6:20–35</w:t>
         </w:r>
       </w:hyperlink>
       <w:r>
         <w:rPr>
           <w:lang w:val="zh_TW" w:bidi="zh_TW"/>
         </w:rPr>
-      </w:r>
-      <w:r>
-        <w:rPr>
-          <w:lang w:val="zh_TW" w:bidi="zh_TW"/>
-        </w:rPr>
-      </w:r>
-    </w:p>
-    <w:p>
-      <w:pPr/>
-      <w:r>
-        <w:rPr>
-          <w:lang w:val="zh_TW" w:bidi="zh_TW"/>
-        </w:rPr>
-      </w:r>
-    </w:p>
-    <w:p>
-      <w:pPr>
-        <w:pStyle w:val="Heading2"/>
-      </w:pPr>
-      <w:r>
-        <w:rPr>
-          <w:lang w:val="zh_TW" w:bidi="zh_TW"/>
-        </w:rPr>
-        <w:t>賄賂和禮物</w:t>
-      </w:r>
-      <w:r>
-        <w:rPr>
-          <w:lang w:val="zh_TW" w:bidi="zh_TW"/>
-        </w:rPr>
-      </w:r>
-    </w:p>
-    <w:p>
-      <w:pPr/>
-      <w:r>
-        <w:rPr>
-          <w:lang w:val="zh_TW" w:bidi="zh_TW"/>
-        </w:rPr>
-      </w:r>
-      <w:r>
-        <w:rPr>
-          <w:lang w:val="zh_TW" w:bidi="zh_TW"/>
-        </w:rPr>
-        <w:t>聖經對於賄賂（為了不正當地影響決策而給予的金錢）和禮物（為表達尊重或維繫關係而贈送的物品）有清楚的教導。賄賂被嚴厲譴責，因為它敗壞公義、導致不公平的判斷。例如，</w:t>
+        <w:t>，</w:t>
       </w:r>
       <w:hyperlink r:id="rId25">
         <w:r>
@@ -734,254 +541,7 @@
             <w:color w:val="0000EE"/>
             <w:u w:val="single"/>
           </w:rPr>
-          <w:t>出埃及記二十三章8節</w:t>
-        </w:r>
-      </w:hyperlink>
-      <w:r>
-        <w:rPr>
-          <w:lang w:val="zh_TW" w:bidi="zh_TW"/>
-        </w:rPr>
-        <w:t>吩咐說：「</w:t>
-      </w:r>
-      <w:r>
-        <w:rPr>
-          <w:lang w:val="zh_TW" w:bidi="zh_TW"/>
-        </w:rPr>
-        <w:t>不可受賄賂；因為賄賂能叫明眼人變瞎了，</w:t>
-      </w:r>
-      <w:r>
-        <w:rPr>
-          <w:lang w:val="zh_TW" w:bidi="zh_TW"/>
-        </w:rPr>
-        <w:t>又能顛倒義人的話」（另見</w:t>
-      </w:r>
-      <w:hyperlink r:id="rId26">
-        <w:r>
-          <w:rPr>
-            <w:lang w:val="zh_TW" w:bidi="zh_TW"/>
-          </w:rPr>
-          <w:rPr>
-            <w:color w:val="0000EE"/>
-            <w:u w:val="single"/>
-          </w:rPr>
-          <w:t>申16:19</w:t>
-        </w:r>
-      </w:hyperlink>
-      <w:r>
-        <w:rPr>
-          <w:lang w:val="zh_TW" w:bidi="zh_TW"/>
-        </w:rPr>
-        <w:t>）。</w:t>
-      </w:r>
-    </w:p>
-    <w:p>
-      <w:pPr/>
-      <w:r>
-        <w:rPr>
-          <w:lang w:val="zh_TW" w:bidi="zh_TW"/>
-        </w:rPr>
-      </w:r>
-      <w:r>
-        <w:rPr>
-          <w:lang w:val="zh_TW" w:bidi="zh_TW"/>
-        </w:rPr>
-        <w:t>箴言也觀察到賄賂與禮物在人際關係中的作用。有些經文指出賄賂在達成某些結果上確實有效（</w:t>
-      </w:r>
-      <w:hyperlink r:id="rId27">
-        <w:r>
-          <w:rPr>
-            <w:lang w:val="zh_TW" w:bidi="zh_TW"/>
-          </w:rPr>
-          <w:rPr>
-            <w:color w:val="0000EE"/>
-            <w:u w:val="single"/>
-          </w:rPr>
-          <w:t>箴17:8</w:t>
-        </w:r>
-      </w:hyperlink>
-      <w:r>
-        <w:rPr>
-          <w:lang w:val="zh_TW" w:bidi="zh_TW"/>
-        </w:rPr>
-        <w:t>，</w:t>
-      </w:r>
-      <w:hyperlink r:id="rId28">
-        <w:r>
-          <w:rPr>
-            <w:lang w:val="zh_TW" w:bidi="zh_TW"/>
-          </w:rPr>
-          <w:rPr>
-            <w:color w:val="0000EE"/>
-            <w:u w:val="single"/>
-          </w:rPr>
-          <w:t>18:16</w:t>
-        </w:r>
-      </w:hyperlink>
-      <w:r>
-        <w:rPr>
-          <w:lang w:val="zh_TW" w:bidi="zh_TW"/>
-        </w:rPr>
-        <w:t>），但這些描述是對人類行為的觀察，並非贊同賄賂。</w:t>
-      </w:r>
-    </w:p>
-    <w:p>
-      <w:pPr/>
-      <w:r>
-        <w:rPr>
-          <w:lang w:val="zh_TW" w:bidi="zh_TW"/>
-        </w:rPr>
-      </w:r>
-      <w:r>
-        <w:rPr>
-          <w:lang w:val="zh_TW" w:bidi="zh_TW"/>
-        </w:rPr>
-        <w:t>箴言中的其它經文則明確指出賄賂是不義的，特別是當它扭曲公義時（</w:t>
-      </w:r>
-      <w:hyperlink r:id="rId29">
-        <w:r>
-          <w:rPr>
-            <w:lang w:val="zh_TW" w:bidi="zh_TW"/>
-          </w:rPr>
-          <w:rPr>
-            <w:color w:val="0000EE"/>
-            <w:u w:val="single"/>
-          </w:rPr>
-          <w:t>箴15:27，</w:t>
-        </w:r>
-      </w:hyperlink>
-      <w:hyperlink r:id="rId30">
-        <w:r>
-          <w:rPr>
-            <w:lang w:val="zh_TW" w:bidi="zh_TW"/>
-          </w:rPr>
-          <w:rPr>
-            <w:color w:val="0000EE"/>
-            <w:u w:val="single"/>
-          </w:rPr>
-          <w:t>17:23</w:t>
-        </w:r>
-      </w:hyperlink>
-      <w:r>
-        <w:rPr>
-          <w:lang w:val="zh_TW" w:bidi="zh_TW"/>
-        </w:rPr>
-        <w:t>）。</w:t>
-      </w:r>
-    </w:p>
-    <w:p>
-      <w:pPr/>
-      <w:r>
-        <w:rPr>
-          <w:lang w:val="zh_TW" w:bidi="zh_TW"/>
-        </w:rPr>
-      </w:r>
-      <w:r>
-        <w:rPr>
-          <w:lang w:val="zh_TW" w:bidi="zh_TW"/>
-        </w:rPr>
-        <w:t>聖經清楚區分賄賂與正當的禮物。賄賂通常是私下給予，目的是獲得不公平的利益，或是扭曲公義。禮物則多為公開贈送，目的是表達敬意、維繫關係，或是遵循文化中的待客之道。例如，在</w:t>
-      </w:r>
-      <w:hyperlink r:id="rId31">
-        <w:r>
-          <w:rPr>
-            <w:lang w:val="zh_TW" w:bidi="zh_TW"/>
-          </w:rPr>
-          <w:rPr>
-            <w:color w:val="0000EE"/>
-            <w:u w:val="single"/>
-          </w:rPr>
-          <w:t>創世記三十二章20節</w:t>
-        </w:r>
-      </w:hyperlink>
-      <w:r>
-        <w:rPr>
-          <w:lang w:val="zh_TW" w:bidi="zh_TW"/>
-        </w:rPr>
-        <w:t>中，雅各送禮物給以掃，是為了修補兄弟間的關係；又如</w:t>
-      </w:r>
-      <w:hyperlink r:id="rId32">
-        <w:r>
-          <w:rPr>
-            <w:lang w:val="zh_TW" w:bidi="zh_TW"/>
-          </w:rPr>
-          <w:rPr>
-            <w:color w:val="0000EE"/>
-            <w:u w:val="single"/>
-          </w:rPr>
-          <w:t>撒母耳記上十章27節</w:t>
-        </w:r>
-      </w:hyperlink>
-      <w:r>
-        <w:rPr>
-          <w:lang w:val="zh_TW" w:bidi="zh_TW"/>
-        </w:rPr>
-        <w:t>，人民獻禮給掃羅，以示對新王的尊敬。</w:t>
-      </w:r>
-    </w:p>
-    <w:p>
-      <w:pPr/>
-      <w:r>
-        <w:rPr>
-          <w:lang w:val="zh_TW" w:bidi="zh_TW"/>
-        </w:rPr>
-      </w:r>
-      <w:r>
-        <w:rPr>
-          <w:lang w:val="zh_TW" w:bidi="zh_TW"/>
-        </w:rPr>
-        <w:t>聖經雖承認禮物在文化中的角色，但始終如一地譴責賄賂，強調公義、公平與正直的重要性。</w:t>
-      </w:r>
-    </w:p>
-    <w:p>
-      <w:pPr/>
-      <w:r>
-        <w:rPr>
-          <w:lang w:val="zh_TW" w:bidi="zh_TW"/>
-        </w:rPr>
-      </w:r>
-      <w:r>
-        <w:rPr>
-          <w:u w:val="single"/>
-          <w:lang w:val="zh_TW" w:bidi="zh_TW"/>
-        </w:rPr>
-        <w:t>進深研究的經文段落</w:t>
-      </w:r>
-    </w:p>
-    <w:p>
-      <w:pPr/>
-      <w:r>
-        <w:rPr>
-          <w:lang w:val="zh_TW" w:bidi="zh_TW"/>
-        </w:rPr>
-      </w:r>
-      <w:hyperlink r:id="rId25">
-        <w:r>
-          <w:rPr>
-            <w:lang w:val="zh_TW" w:bidi="zh_TW"/>
-          </w:rPr>
-          <w:rPr>
-            <w:color w:val="0000EE"/>
-            <w:u w:val="single"/>
-          </w:rPr>
-          <w:t>出23:8</w:t>
-        </w:r>
-      </w:hyperlink>
-      <w:r>
-        <w:rPr>
-          <w:lang w:val="zh_TW" w:bidi="zh_TW"/>
-        </w:rPr>
-        <w:t>；</w:t>
-      </w:r>
-      <w:hyperlink r:id="rId33">
-        <w:r>
-          <w:rPr>
-            <w:lang w:val="zh_TW" w:bidi="zh_TW"/>
-          </w:rPr>
-          <w:rPr>
-            <w:color w:val="0000EE"/>
-            <w:u w:val="single"/>
-          </w:rPr>
-          <w:t>申10:17，</w:t>
+          <w:t>7:1–27；</w:t>
         </w:r>
       </w:hyperlink>
       <w:hyperlink r:id="rId26">
@@ -993,33 +553,9 @@
             <w:color w:val="0000EE"/>
             <w:u w:val="single"/>
           </w:rPr>
-          <w:t>16:19</w:t>
+          <w:t>耶5:7–11；</w:t>
         </w:r>
       </w:hyperlink>
-      <w:r>
-        <w:rPr>
-          <w:lang w:val="zh_TW" w:bidi="zh_TW"/>
-        </w:rPr>
-        <w:t>；</w:t>
-      </w:r>
-      <w:hyperlink r:id="rId34">
-        <w:r>
-          <w:rPr>
-            <w:lang w:val="zh_TW" w:bidi="zh_TW"/>
-          </w:rPr>
-          <w:rPr>
-            <w:color w:val="0000EE"/>
-            <w:u w:val="single"/>
-          </w:rPr>
-          <w:t>撒上8:1–3</w:t>
-        </w:r>
-      </w:hyperlink>
-      <w:r>
-        <w:rPr>
-          <w:lang w:val="zh_TW" w:bidi="zh_TW"/>
-        </w:rPr>
-        <w:t>；</w:t>
-      </w:r>
       <w:hyperlink r:id="rId27">
         <w:r>
           <w:rPr>
@@ -1029,19 +565,7 @@
             <w:color w:val="0000EE"/>
             <w:u w:val="single"/>
           </w:rPr>
-          <w:t>箴17:8、</w:t>
-        </w:r>
-      </w:hyperlink>
-      <w:hyperlink r:id="rId30">
-        <w:r>
-          <w:rPr>
-            <w:lang w:val="zh_TW" w:bidi="zh_TW"/>
-          </w:rPr>
-          <w:rPr>
-            <w:color w:val="0000EE"/>
-            <w:u w:val="single"/>
-          </w:rPr>
-          <w:t>23，</w:t>
+          <w:t>何2:20；</w:t>
         </w:r>
       </w:hyperlink>
       <w:hyperlink r:id="rId28">
@@ -1053,10 +577,10 @@
             <w:color w:val="0000EE"/>
             <w:u w:val="single"/>
           </w:rPr>
-          <w:t>18:16，</w:t>
+          <w:t>瑪2:14–16；</w:t>
         </w:r>
       </w:hyperlink>
-      <w:hyperlink r:id="rId35">
+      <w:hyperlink r:id="rId29">
         <w:r>
           <w:rPr>
             <w:lang w:val="zh_TW" w:bidi="zh_TW"/>
@@ -1065,16 +589,16 @@
             <w:color w:val="0000EE"/>
             <w:u w:val="single"/>
           </w:rPr>
-          <w:t>29:4</w:t>
+          <w:t>太19:4–6</w:t>
         </w:r>
       </w:hyperlink>
       <w:r>
         <w:rPr>
           <w:lang w:val="zh_TW" w:bidi="zh_TW"/>
         </w:rPr>
-        <w:t>；</w:t>
-      </w:r>
-      <w:hyperlink r:id="rId36">
+        <w:t>，</w:t>
+      </w:r>
+      <w:hyperlink r:id="rId30">
         <w:r>
           <w:rPr>
             <w:lang w:val="zh_TW" w:bidi="zh_TW"/>
@@ -1083,16 +607,10 @@
             <w:color w:val="0000EE"/>
             <w:u w:val="single"/>
           </w:rPr>
-          <w:t>傳7:7</w:t>
+          <w:t>22:30；</w:t>
         </w:r>
       </w:hyperlink>
-      <w:r>
-        <w:rPr>
-          <w:lang w:val="zh_TW" w:bidi="zh_TW"/>
-        </w:rPr>
-        <w:t>；</w:t>
-      </w:r>
-      <w:hyperlink r:id="rId37">
+      <w:hyperlink r:id="rId31">
         <w:r>
           <w:rPr>
             <w:lang w:val="zh_TW" w:bidi="zh_TW"/>
@@ -1101,10 +619,10 @@
             <w:color w:val="0000EE"/>
             <w:u w:val="single"/>
           </w:rPr>
-          <w:t>賽1:23，</w:t>
+          <w:t>林前6:15–20；</w:t>
         </w:r>
       </w:hyperlink>
-      <w:hyperlink r:id="rId38">
+      <w:hyperlink r:id="rId22">
         <w:r>
           <w:rPr>
             <w:lang w:val="zh_TW" w:bidi="zh_TW"/>
@@ -1113,73 +631,7 @@
             <w:color w:val="0000EE"/>
             <w:u w:val="single"/>
           </w:rPr>
-          <w:t>33:14–16</w:t>
-        </w:r>
-      </w:hyperlink>
-      <w:r>
-        <w:rPr>
-          <w:lang w:val="zh_TW" w:bidi="zh_TW"/>
-        </w:rPr>
-        <w:t>；</w:t>
-      </w:r>
-      <w:hyperlink r:id="rId39">
-        <w:r>
-          <w:rPr>
-            <w:lang w:val="zh_TW" w:bidi="zh_TW"/>
-          </w:rPr>
-          <w:rPr>
-            <w:color w:val="0000EE"/>
-            <w:u w:val="single"/>
-          </w:rPr>
-          <w:t>摩5:12</w:t>
-        </w:r>
-      </w:hyperlink>
-      <w:r>
-        <w:rPr>
-          <w:lang w:val="zh_TW" w:bidi="zh_TW"/>
-        </w:rPr>
-        <w:t>；</w:t>
-      </w:r>
-      <w:hyperlink r:id="rId40">
-        <w:r>
-          <w:rPr>
-            <w:lang w:val="zh_TW" w:bidi="zh_TW"/>
-          </w:rPr>
-          <w:rPr>
-            <w:color w:val="0000EE"/>
-            <w:u w:val="single"/>
-          </w:rPr>
-          <w:t>彌3:9–12，</w:t>
-        </w:r>
-      </w:hyperlink>
-      <w:hyperlink r:id="rId41">
-        <w:r>
-          <w:rPr>
-            <w:lang w:val="zh_TW" w:bidi="zh_TW"/>
-          </w:rPr>
-          <w:rPr>
-            <w:color w:val="0000EE"/>
-            <w:u w:val="single"/>
-          </w:rPr>
-          <w:t>7:3</w:t>
-        </w:r>
-      </w:hyperlink>
-      <w:r>
-        <w:rPr>
-          <w:lang w:val="zh_TW" w:bidi="zh_TW"/>
-        </w:rPr>
-        <w:t>；</w:t>
-      </w:r>
-      <w:hyperlink r:id="rId42">
-        <w:r>
-          <w:rPr>
-            <w:lang w:val="zh_TW" w:bidi="zh_TW"/>
-          </w:rPr>
-          <w:rPr>
-            <w:color w:val="0000EE"/>
-            <w:u w:val="single"/>
-          </w:rPr>
-          <w:t>太28:11–15</w:t>
+          <w:t>來13:4</w:t>
         </w:r>
       </w:hyperlink>
       <w:r>

--- a/zht/docx/033.content.docx
+++ b/zht/docx/033.content.docx
@@ -19,7 +19,7 @@
         <w:rPr>
           <w:lang w:val="zh_TW" w:bidi="zh_TW"/>
         </w:rPr>
-        <w:t>Resource: Tyndale Open Study Notes</w:t>
+        <w:t>Resource: Aquifer Open Study Notes (Themes)</w:t>
       </w:r>
       <w:r>
         <w:rPr>
@@ -112,7 +112,7 @@
         <w:rPr>
           <w:lang w:val="zh_TW" w:bidi="zh_TW"/>
         </w:rPr>
-        <w:t>Tyndale Open Study Notes</w:t>
+        <w:t>Aquifer Open Study Notes (Themes)</w:t>
       </w:r>
     </w:p>
     <w:p>

--- a/zht/docx/033.content.docx
+++ b/zht/docx/033.content.docx
@@ -233,36 +233,24 @@
         </w:rPr>
         <w:t>聖經從一開始就視婚姻為神聖的，性關係是其中重要的一部分（</w:t>
       </w:r>
-      <w:hyperlink r:id="rId13">
-        <w:r>
-          <w:rPr>
-            <w:lang w:val="zh_TW" w:bidi="zh_TW"/>
-          </w:rPr>
-          <w:rPr>
-            <w:color w:val="0000EE"/>
-            <w:u w:val="single"/>
-          </w:rPr>
-          <w:t>創2:23–25</w:t>
-        </w:r>
-      </w:hyperlink>
+      <w:r>
+        <w:rPr>
+          <w:lang w:val="zh_TW" w:bidi="zh_TW"/>
+        </w:rPr>
+        <w:t>創2:23–25</w:t>
+      </w:r>
       <w:r>
         <w:rPr>
           <w:lang w:val="zh_TW" w:bidi="zh_TW"/>
         </w:rPr>
         <w:t>）。第一個人類的罪造成所有關係的破裂，首先是人與神之間，接著是夫妻之間，甚至人與受造界之間（</w:t>
       </w:r>
-      <w:hyperlink r:id="rId14">
-        <w:r>
-          <w:rPr>
-            <w:lang w:val="zh_TW" w:bidi="zh_TW"/>
-          </w:rPr>
-          <w:rPr>
-            <w:color w:val="0000EE"/>
-            <w:u w:val="single"/>
-          </w:rPr>
-          <w:t>創3章</w:t>
-        </w:r>
-      </w:hyperlink>
+      <w:r>
+        <w:rPr>
+          <w:lang w:val="zh_TW" w:bidi="zh_TW"/>
+        </w:rPr>
+        <w:t>創3章</w:t>
+      </w:r>
       <w:r>
         <w:rPr>
           <w:lang w:val="zh_TW" w:bidi="zh_TW"/>
@@ -283,60 +271,36 @@
         </w:rPr>
         <w:t>在箴言中，智慧的傳道者屢次告誡年輕人，要遠離婚姻之外的性試探（</w:t>
       </w:r>
-      <w:hyperlink r:id="rId15">
-        <w:r>
-          <w:rPr>
-            <w:lang w:val="zh_TW" w:bidi="zh_TW"/>
-          </w:rPr>
-          <w:rPr>
-            <w:color w:val="0000EE"/>
-            <w:u w:val="single"/>
-          </w:rPr>
-          <w:t>箴2:16–22，</w:t>
-        </w:r>
-      </w:hyperlink>
-      <w:hyperlink r:id="rId16">
-        <w:r>
-          <w:rPr>
-            <w:lang w:val="zh_TW" w:bidi="zh_TW"/>
-          </w:rPr>
-          <w:rPr>
-            <w:color w:val="0000EE"/>
-            <w:u w:val="single"/>
-          </w:rPr>
-          <w:t>5:1–23，</w:t>
-        </w:r>
-      </w:hyperlink>
-      <w:hyperlink r:id="rId17">
-        <w:r>
-          <w:rPr>
-            <w:lang w:val="zh_TW" w:bidi="zh_TW"/>
-          </w:rPr>
-          <w:rPr>
-            <w:color w:val="0000EE"/>
-            <w:u w:val="single"/>
-          </w:rPr>
-          <w:t>6:20–7:27</w:t>
-        </w:r>
-      </w:hyperlink>
+      <w:r>
+        <w:rPr>
+          <w:lang w:val="zh_TW" w:bidi="zh_TW"/>
+        </w:rPr>
+        <w:t>箴2:16–22，</w:t>
+      </w:r>
+      <w:r>
+        <w:rPr>
+          <w:lang w:val="zh_TW" w:bidi="zh_TW"/>
+        </w:rPr>
+        <w:t>5:1–23，</w:t>
+      </w:r>
+      <w:r>
+        <w:rPr>
+          <w:lang w:val="zh_TW" w:bidi="zh_TW"/>
+        </w:rPr>
+        <w:t>6:20–7:27</w:t>
+      </w:r>
       <w:r>
         <w:rPr>
           <w:lang w:val="zh_TW" w:bidi="zh_TW"/>
         </w:rPr>
         <w:t>）。雖然年輕人可能會覺得別的女人有吸引力，但若順從這種試探，可能會帶來極其嚴重的後果，甚至毀掉家庭和人生目標。箴言勸勉年輕人要與自己的妻子建立堅固的關係，並鼓勵人在婚姻中享受健康的愛情，而不是與其他女人苟合（</w:t>
       </w:r>
-      <w:hyperlink r:id="rId18">
-        <w:r>
-          <w:rPr>
-            <w:lang w:val="zh_TW" w:bidi="zh_TW"/>
-          </w:rPr>
-          <w:rPr>
-            <w:color w:val="0000EE"/>
-            <w:u w:val="single"/>
-          </w:rPr>
-          <w:t>5:15–20</w:t>
-        </w:r>
-      </w:hyperlink>
+      <w:r>
+        <w:rPr>
+          <w:lang w:val="zh_TW" w:bidi="zh_TW"/>
+        </w:rPr>
+        <w:t>5:15–20</w:t>
+      </w:r>
       <w:r>
         <w:rPr>
           <w:lang w:val="zh_TW" w:bidi="zh_TW"/>
@@ -371,72 +335,48 @@
         </w:rPr>
         <w:t>新約聖經同樣強調性關係的聖潔，並指出其應當在婚姻內得到正確表達。耶穌引用創世記的記載，強調婚姻的永久性。祂在引用</w:t>
       </w:r>
-      <w:hyperlink r:id="rId19">
-        <w:r>
-          <w:rPr>
-            <w:lang w:val="zh_TW" w:bidi="zh_TW"/>
-          </w:rPr>
-          <w:rPr>
-            <w:color w:val="0000EE"/>
-            <w:u w:val="single"/>
-          </w:rPr>
-          <w:t>創世記二章24節</w:t>
-        </w:r>
-      </w:hyperlink>
+      <w:r>
+        <w:rPr>
+          <w:lang w:val="zh_TW" w:bidi="zh_TW"/>
+        </w:rPr>
+        <w:t>創世記二章24節</w:t>
+      </w:r>
       <w:r>
         <w:rPr>
           <w:lang w:val="zh_TW" w:bidi="zh_TW"/>
         </w:rPr>
         <w:t>後說：「既然如此，夫妻不再是兩個人，乃是一體的了。所以，神配合的，人不可分開。」（</w:t>
       </w:r>
-      <w:hyperlink r:id="rId20">
-        <w:r>
-          <w:rPr>
-            <w:lang w:val="zh_TW" w:bidi="zh_TW"/>
-          </w:rPr>
-          <w:rPr>
-            <w:color w:val="0000EE"/>
-            <w:u w:val="single"/>
-          </w:rPr>
-          <w:t>太19:3–6</w:t>
-        </w:r>
-      </w:hyperlink>
+      <w:r>
+        <w:rPr>
+          <w:lang w:val="zh_TW" w:bidi="zh_TW"/>
+        </w:rPr>
+        <w:t>太19:3–6</w:t>
+      </w:r>
       <w:r>
         <w:rPr>
           <w:lang w:val="zh_TW" w:bidi="zh_TW"/>
         </w:rPr>
         <w:t>）。使徒保羅也談到，在婚姻中保持親密關係的重要性，避免撒但藉機試探（</w:t>
       </w:r>
-      <w:hyperlink r:id="rId21">
-        <w:r>
-          <w:rPr>
-            <w:lang w:val="zh_TW" w:bidi="zh_TW"/>
-          </w:rPr>
-          <w:rPr>
-            <w:color w:val="0000EE"/>
-            <w:u w:val="single"/>
-          </w:rPr>
-          <w:t>林前7:3–5</w:t>
-        </w:r>
-      </w:hyperlink>
+      <w:r>
+        <w:rPr>
+          <w:lang w:val="zh_TW" w:bidi="zh_TW"/>
+        </w:rPr>
+        <w:t>林前7:3–5</w:t>
+      </w:r>
       <w:r>
         <w:rPr>
           <w:lang w:val="zh_TW" w:bidi="zh_TW"/>
         </w:rPr>
         <w:t>）。神期望婚姻中的男女彼此忠誠，遠離任何會破壞這段神聖關係的性行為（見</w:t>
       </w:r>
-      <w:hyperlink r:id="rId22">
-        <w:r>
-          <w:rPr>
-            <w:lang w:val="zh_TW" w:bidi="zh_TW"/>
-          </w:rPr>
-          <w:rPr>
-            <w:color w:val="0000EE"/>
-            <w:u w:val="single"/>
-          </w:rPr>
-          <w:t>來13:4</w:t>
-        </w:r>
-      </w:hyperlink>
+      <w:r>
+        <w:rPr>
+          <w:lang w:val="zh_TW" w:bidi="zh_TW"/>
+        </w:rPr>
+        <w:t>來13:4</w:t>
+      </w:r>
       <w:r>
         <w:rPr>
           <w:lang w:val="zh_TW" w:bidi="zh_TW"/>
@@ -466,174 +406,102 @@
           <w:lang w:val="zh_TW" w:bidi="zh_TW"/>
         </w:rPr>
       </w:r>
-      <w:hyperlink r:id="rId23">
-        <w:r>
-          <w:rPr>
-            <w:lang w:val="zh_TW" w:bidi="zh_TW"/>
-          </w:rPr>
-          <w:rPr>
-            <w:color w:val="0000EE"/>
-            <w:u w:val="single"/>
-          </w:rPr>
-          <w:t>創2:18–25；</w:t>
-        </w:r>
-      </w:hyperlink>
-      <w:hyperlink r:id="rId15">
-        <w:r>
-          <w:rPr>
-            <w:lang w:val="zh_TW" w:bidi="zh_TW"/>
-          </w:rPr>
-          <w:rPr>
-            <w:color w:val="0000EE"/>
-            <w:u w:val="single"/>
-          </w:rPr>
-          <w:t>箴2:16–22</w:t>
-        </w:r>
-      </w:hyperlink>
+      <w:r>
+        <w:rPr>
+          <w:lang w:val="zh_TW" w:bidi="zh_TW"/>
+        </w:rPr>
+        <w:t>創2:18–25；</w:t>
+      </w:r>
+      <w:r>
+        <w:rPr>
+          <w:lang w:val="zh_TW" w:bidi="zh_TW"/>
+        </w:rPr>
+        <w:t>箴2:16–22</w:t>
+      </w:r>
       <w:r>
         <w:rPr>
           <w:lang w:val="zh_TW" w:bidi="zh_TW"/>
         </w:rPr>
         <w:t>，</w:t>
       </w:r>
-      <w:hyperlink r:id="rId18">
-        <w:r>
-          <w:rPr>
-            <w:lang w:val="zh_TW" w:bidi="zh_TW"/>
-          </w:rPr>
-          <w:rPr>
-            <w:color w:val="0000EE"/>
-            <w:u w:val="single"/>
-          </w:rPr>
-          <w:t>5:15–20</w:t>
-        </w:r>
-      </w:hyperlink>
+      <w:r>
+        <w:rPr>
+          <w:lang w:val="zh_TW" w:bidi="zh_TW"/>
+        </w:rPr>
+        <w:t>5:15–20</w:t>
+      </w:r>
       <w:r>
         <w:rPr>
           <w:lang w:val="zh_TW" w:bidi="zh_TW"/>
         </w:rPr>
         <w:t>，</w:t>
       </w:r>
-      <w:hyperlink r:id="rId24">
-        <w:r>
-          <w:rPr>
-            <w:lang w:val="zh_TW" w:bidi="zh_TW"/>
-          </w:rPr>
-          <w:rPr>
-            <w:color w:val="0000EE"/>
-            <w:u w:val="single"/>
-          </w:rPr>
-          <w:t>6:20–35</w:t>
-        </w:r>
-      </w:hyperlink>
+      <w:r>
+        <w:rPr>
+          <w:lang w:val="zh_TW" w:bidi="zh_TW"/>
+        </w:rPr>
+        <w:t>6:20–35</w:t>
+      </w:r>
       <w:r>
         <w:rPr>
           <w:lang w:val="zh_TW" w:bidi="zh_TW"/>
         </w:rPr>
         <w:t>，</w:t>
       </w:r>
-      <w:hyperlink r:id="rId25">
-        <w:r>
-          <w:rPr>
-            <w:lang w:val="zh_TW" w:bidi="zh_TW"/>
-          </w:rPr>
-          <w:rPr>
-            <w:color w:val="0000EE"/>
-            <w:u w:val="single"/>
-          </w:rPr>
-          <w:t>7:1–27；</w:t>
-        </w:r>
-      </w:hyperlink>
-      <w:hyperlink r:id="rId26">
-        <w:r>
-          <w:rPr>
-            <w:lang w:val="zh_TW" w:bidi="zh_TW"/>
-          </w:rPr>
-          <w:rPr>
-            <w:color w:val="0000EE"/>
-            <w:u w:val="single"/>
-          </w:rPr>
-          <w:t>耶5:7–11；</w:t>
-        </w:r>
-      </w:hyperlink>
-      <w:hyperlink r:id="rId27">
-        <w:r>
-          <w:rPr>
-            <w:lang w:val="zh_TW" w:bidi="zh_TW"/>
-          </w:rPr>
-          <w:rPr>
-            <w:color w:val="0000EE"/>
-            <w:u w:val="single"/>
-          </w:rPr>
-          <w:t>何2:20；</w:t>
-        </w:r>
-      </w:hyperlink>
-      <w:hyperlink r:id="rId28">
-        <w:r>
-          <w:rPr>
-            <w:lang w:val="zh_TW" w:bidi="zh_TW"/>
-          </w:rPr>
-          <w:rPr>
-            <w:color w:val="0000EE"/>
-            <w:u w:val="single"/>
-          </w:rPr>
-          <w:t>瑪2:14–16；</w:t>
-        </w:r>
-      </w:hyperlink>
-      <w:hyperlink r:id="rId29">
-        <w:r>
-          <w:rPr>
-            <w:lang w:val="zh_TW" w:bidi="zh_TW"/>
-          </w:rPr>
-          <w:rPr>
-            <w:color w:val="0000EE"/>
-            <w:u w:val="single"/>
-          </w:rPr>
-          <w:t>太19:4–6</w:t>
-        </w:r>
-      </w:hyperlink>
+      <w:r>
+        <w:rPr>
+          <w:lang w:val="zh_TW" w:bidi="zh_TW"/>
+        </w:rPr>
+        <w:t>7:1–27；</w:t>
+      </w:r>
+      <w:r>
+        <w:rPr>
+          <w:lang w:val="zh_TW" w:bidi="zh_TW"/>
+        </w:rPr>
+        <w:t>耶5:7–11；</w:t>
+      </w:r>
+      <w:r>
+        <w:rPr>
+          <w:lang w:val="zh_TW" w:bidi="zh_TW"/>
+        </w:rPr>
+        <w:t>何2:20；</w:t>
+      </w:r>
+      <w:r>
+        <w:rPr>
+          <w:lang w:val="zh_TW" w:bidi="zh_TW"/>
+        </w:rPr>
+        <w:t>瑪2:14–16；</w:t>
+      </w:r>
+      <w:r>
+        <w:rPr>
+          <w:lang w:val="zh_TW" w:bidi="zh_TW"/>
+        </w:rPr>
+        <w:t>太19:4–6</w:t>
+      </w:r>
       <w:r>
         <w:rPr>
           <w:lang w:val="zh_TW" w:bidi="zh_TW"/>
         </w:rPr>
         <w:t>，</w:t>
       </w:r>
-      <w:hyperlink r:id="rId30">
-        <w:r>
-          <w:rPr>
-            <w:lang w:val="zh_TW" w:bidi="zh_TW"/>
-          </w:rPr>
-          <w:rPr>
-            <w:color w:val="0000EE"/>
-            <w:u w:val="single"/>
-          </w:rPr>
-          <w:t>22:30；</w:t>
-        </w:r>
-      </w:hyperlink>
-      <w:hyperlink r:id="rId31">
-        <w:r>
-          <w:rPr>
-            <w:lang w:val="zh_TW" w:bidi="zh_TW"/>
-          </w:rPr>
-          <w:rPr>
-            <w:color w:val="0000EE"/>
-            <w:u w:val="single"/>
-          </w:rPr>
-          <w:t>林前6:15–20；</w:t>
-        </w:r>
-      </w:hyperlink>
-      <w:hyperlink r:id="rId22">
-        <w:r>
-          <w:rPr>
-            <w:lang w:val="zh_TW" w:bidi="zh_TW"/>
-          </w:rPr>
-          <w:rPr>
-            <w:color w:val="0000EE"/>
-            <w:u w:val="single"/>
-          </w:rPr>
-          <w:t>來13:4</w:t>
-        </w:r>
-      </w:hyperlink>
+      <w:r>
+        <w:rPr>
+          <w:lang w:val="zh_TW" w:bidi="zh_TW"/>
+        </w:rPr>
+        <w:t>22:30；</w:t>
+      </w:r>
+      <w:r>
+        <w:rPr>
+          <w:lang w:val="zh_TW" w:bidi="zh_TW"/>
+        </w:rPr>
+        <w:t>林前6:15–20；</w:t>
+      </w:r>
+      <w:r>
+        <w:rPr>
+          <w:lang w:val="zh_TW" w:bidi="zh_TW"/>
+        </w:rPr>
+        <w:t>來13:4</w:t>
+      </w:r>
       <w:r>
         <w:rPr>
           <w:lang w:val="zh_TW" w:bidi="zh_TW"/>
